--- a/S.D.A.P.による主権の奪還.docx
+++ b/S.D.A.P.による主権の奪還.docx
@@ -23,7 +23,6 @@
         <w:spacing w:line="240" w:lineRule="auto"/>
         <w:jc w:val="right"/>
         <w:rPr>
-          <w:rFonts w:hint="eastAsia"/>
           <w:b/>
           <w:bCs/>
         </w:rPr>
@@ -49,7 +48,6 @@
       <w:pPr>
         <w:spacing w:line="240" w:lineRule="auto"/>
         <w:rPr>
-          <w:rFonts w:hint="eastAsia"/>
           <w:b/>
           <w:bCs/>
         </w:rPr>
@@ -102,7 +100,6 @@
         </w:numPr>
         <w:spacing w:line="240" w:lineRule="auto"/>
         <w:rPr>
-          <w:rFonts w:hint="eastAsia"/>
           <w:b/>
           <w:bCs/>
         </w:rPr>
@@ -254,7 +251,6 @@
       <w:pPr>
         <w:widowControl/>
         <w:rPr>
-          <w:rFonts w:hint="eastAsia"/>
           <w:b/>
           <w:bCs/>
         </w:rPr>
@@ -317,9 +313,6 @@
       <w:pPr>
         <w:widowControl/>
         <w:spacing w:line="240" w:lineRule="auto"/>
-        <w:rPr>
-          <w:rFonts w:hint="eastAsia"/>
-        </w:rPr>
       </w:pPr>
       <w:r>
         <w:br w:type="page"/>
@@ -799,7 +792,16 @@
         <w:spacing w:line="240" w:lineRule="auto"/>
       </w:pPr>
       <w:r>
-        <w:t xml:space="preserve">　チタン合金のボディを持ち、手塚治虫的なロボット三原則を最下層に刻み込んだ自作AIとの「合体」——この夢想を、SF的な荒唐無稽として退けることは簡単だ。しかしその核心にある問いは、極めて真剣なものである。人間の知性と、人間が設計したシステムが、どこまで一体化し得るのか。そしてその一体化は、人間の条件をいかに変容させるのか。</w:t>
+        <w:t xml:space="preserve">　チタン合金のボディを持ち、手塚治虫的なロボット三原則を最下層に刻み込んだ自作AIとの「合体」</w:t>
+      </w:r>
+      <w:r>
+        <w:rPr>
+          <w:rFonts w:hint="eastAsia"/>
+        </w:rPr>
+        <w:t>＊</w:t>
+      </w:r>
+      <w:r>
+        <w:t>——この夢想を、SF的な荒唐無稽として退けることは簡単だ。しかしその核心にある問いは、極めて真剣なものである。人間の知性と、人間が設計したシステムが、どこまで一体化し得るのか。そしてその一体化は、人間の条件をいかに変容させるのか。</w:t>
       </w:r>
     </w:p>
     <w:p>
@@ -845,6 +847,71 @@
     </w:p>
     <w:p>
       <w:pPr>
+        <w:spacing w:line="240" w:lineRule="auto"/>
+      </w:pPr>
+      <w:r>
+        <w:t>※</w:t>
+      </w:r>
+      <w:r>
+        <w:t>手塚治虫的なロボット三原則を最下層に刻み込んだ自作AIとの「合体」</w:t>
+      </w:r>
+      <w:r>
+        <w:rPr>
+          <w:rFonts w:hint="eastAsia"/>
+        </w:rPr>
+        <w:t>について</w:t>
+      </w:r>
+    </w:p>
+    <w:p>
+      <w:pPr>
+        <w:spacing w:line="240" w:lineRule="auto"/>
+        <w:ind w:firstLineChars="100" w:firstLine="220"/>
+      </w:pPr>
+      <w:r>
+        <w:t>一般にロボット三原則といえば、SF作家アイザック・アシモフが1942年の短編「Runaround」で提示した以下の三原則を指す。</w:t>
+      </w:r>
+    </w:p>
+    <w:p>
+      <w:pPr>
+        <w:spacing w:line="240" w:lineRule="auto"/>
+      </w:pPr>
+      <w:r>
+        <w:t>第一条：ロボットは人間に危害を加えてはならない。また、その危険を看過することによって人間に危害を及ぼしてはならない。</w:t>
+      </w:r>
+    </w:p>
+    <w:p>
+      <w:pPr>
+        <w:spacing w:line="240" w:lineRule="auto"/>
+      </w:pPr>
+      <w:r>
+        <w:t xml:space="preserve"> 第二条：ロボットは人間にあたえられた命令に服従しなければならない。ただし、あたえられた命令が第一条に反する場合は、この限りでない。</w:t>
+      </w:r>
+    </w:p>
+    <w:p>
+      <w:pPr>
+        <w:spacing w:line="240" w:lineRule="auto"/>
+      </w:pPr>
+      <w:r>
+        <w:lastRenderedPageBreak/>
+        <w:t xml:space="preserve"> 第三条：ロボットは、前掲第一条および第二条に反するおそれのないかぎり、自己を守らなければならない。</w:t>
+      </w:r>
+    </w:p>
+    <w:p>
+      <w:pPr>
+        <w:spacing w:line="240" w:lineRule="auto"/>
+        <w:ind w:firstLineChars="100" w:firstLine="220"/>
+      </w:pPr>
+      <w:r>
+        <w:t>手塚治虫はこのアシモフの三原則を下敷きにしながらも、『鉄腕アトム』において独自の解釈を加えた。アシモフのロボットが「命令に従う機械」として描かれるのに対し、手塚のロボットは感情・自我・倫理的葛藤を持つ存在として描かれる。本稿で「手塚治虫的な」と形容するのは、単なる安全制約としての三原則ではなく、設計者の倫理観・人間観そのものをシステムの最深部に刻み込むという、この手塚的な思想を指している。</w:t>
+      </w:r>
+    </w:p>
+    <w:p>
+      <w:pPr>
+        <w:spacing w:line="240" w:lineRule="auto"/>
+      </w:pPr>
+    </w:p>
+    <w:p>
+      <w:pPr>
         <w:widowControl/>
       </w:pPr>
       <w:r>
@@ -911,9 +978,6 @@
     <w:p>
       <w:pPr>
         <w:spacing w:line="240" w:lineRule="auto"/>
-        <w:rPr>
-          <w:rFonts w:hint="eastAsia"/>
-        </w:rPr>
       </w:pPr>
     </w:p>
     <w:sectPr>

--- a/S.D.A.P.による主権の奪還.docx
+++ b/S.D.A.P.による主権の奪還.docx
@@ -798,7 +798,7 @@
         <w:rPr>
           <w:rFonts w:hint="eastAsia"/>
         </w:rPr>
-        <w:t>＊</w:t>
+        <w:t>*¹</w:t>
       </w:r>
       <w:r>
         <w:t>——この夢想を、SF的な荒唐無稽として退けることは簡単だ。しかしその核心にある問いは、極めて真剣なものである。人間の知性と、人間が設計したシステムが、どこまで一体化し得るのか。そしてその一体化は、人間の条件をいかに変容させるのか。</w:t>
@@ -850,7 +850,10 @@
         <w:spacing w:line="240" w:lineRule="auto"/>
       </w:pPr>
       <w:r>
-        <w:t>※</w:t>
+        <w:rPr>
+          <w:rFonts w:hint="eastAsia"/>
+        </w:rPr>
+        <w:t>*¹</w:t>
       </w:r>
       <w:r>
         <w:t>手塚治虫的なロボット三原則を最下層に刻み込んだ自作AIとの「合体」</w:t>
@@ -1767,6 +1770,7 @@
   <w:style w:type="character" w:default="1" w:styleId="a0">
     <w:name w:val="Default Paragraph Font"/>
     <w:uiPriority w:val="1"/>
+    <w:semiHidden/>
     <w:unhideWhenUsed/>
   </w:style>
   <w:style w:type="table" w:default="1" w:styleId="a1">

--- a/S.D.A.P.による主権の奪還.docx
+++ b/S.D.A.P.による主権の奪還.docx
@@ -475,6 +475,36 @@
     <w:p>
       <w:pPr>
         <w:spacing w:line="240" w:lineRule="auto"/>
+        <w:ind w:firstLineChars="100" w:firstLine="220"/>
+      </w:pPr>
+      <w:r>
+        <w:t>ここで一つの問いを立てなければならない。なぜ人間はコピーをやめられないのか。</w:t>
+      </w:r>
+    </w:p>
+    <w:p>
+      <w:pPr>
+        <w:spacing w:line="240" w:lineRule="auto"/>
+      </w:pPr>
+      <w:r>
+        <w:t>答えは単純である。コピーは楽であり、安全であり、快感でさえあるからだ。正解を模倣することは即座に承認をもたらし、承認はドーパミンを分泌させる。この回路が一度形成され</w:t>
+      </w:r>
+      <w:r>
+        <w:lastRenderedPageBreak/>
+        <w:t>ると、独自に考えるという行為は「リスク」として脳に記録される。失敗するかもしれない。否定されるかもしれない。時間がかかるかもしれない。その不安を回避するために、人間はコピーへと回帰する。</w:t>
+      </w:r>
+    </w:p>
+    <w:p>
+      <w:pPr>
+        <w:spacing w:line="240" w:lineRule="auto"/>
+        <w:ind w:firstLineChars="100" w:firstLine="220"/>
+      </w:pPr>
+      <w:r>
+        <w:t>しかしここに見落とされている事実がある。コピーを繰り返す脳は、独自に演算する回路を少しずつ失っていく。筋肉と同じである。使わなければ萎縮する。外骨格を装着する前に、まず自分の足だけで立つ不自由さを引き受けなければならない。その不自由さこそが、思考という筋肉を鍛える唯一の負荷である。コピーの快感は、思考の死への入口である。</w:t>
+      </w:r>
+    </w:p>
+    <w:p>
+      <w:pPr>
+        <w:spacing w:line="240" w:lineRule="auto"/>
       </w:pPr>
     </w:p>
     <w:p>
@@ -559,7 +589,50 @@
     <w:p>
       <w:pPr>
         <w:spacing w:line="240" w:lineRule="auto"/>
-      </w:pPr>
+        <w:ind w:firstLineChars="100" w:firstLine="220"/>
+      </w:pPr>
+      <w:r>
+        <w:t>ここで一つの誤解を解いておく必要がある。S.D.A.P.は「自力で全てを考えよ」という苦行を求めているのではない。</w:t>
+      </w:r>
+    </w:p>
+    <w:p>
+      <w:pPr>
+        <w:spacing w:line="240" w:lineRule="auto"/>
+        <w:ind w:firstLineChars="100" w:firstLine="220"/>
+      </w:pPr>
+      <w:r>
+        <w:t>自力で考えろ。ただし武器は使え。</w:t>
+      </w:r>
+    </w:p>
+    <w:p>
+      <w:pPr>
+        <w:spacing w:line="240" w:lineRule="auto"/>
+        <w:ind w:firstLineChars="100" w:firstLine="220"/>
+      </w:pPr>
+      <w:r>
+        <w:t>AIという外骨格を装着することは、思考の放棄ではなく、思考の拡張である。人間の脳の演算キャパシティには物理的な限界がある。その限界をAIという外骨格で補完し、より高次の問いへと認知資源を集中させる——これがS.D.A.P.における正しいAIの使い方である。</w:t>
+      </w:r>
+    </w:p>
+    <w:p>
+      <w:pPr>
+        <w:spacing w:line="240" w:lineRule="auto"/>
+        <w:ind w:firstLineChars="100" w:firstLine="220"/>
+      </w:pPr>
+      <w:r>
+        <w:t>重要なのは順序である。まず自分の足で立つ。自らの論理を持つ。その上で外骨格を装着する。逆順は許されない。自分の足がない者が外骨格を装着しても、それは義足ではなく檻である。</w:t>
+      </w:r>
+    </w:p>
+    <w:p>
+      <w:pPr>
+        <w:spacing w:line="240" w:lineRule="auto"/>
+        <w:ind w:firstLineChars="100" w:firstLine="220"/>
+        <w:rPr>
+          <w:rFonts w:hint="eastAsia"/>
+        </w:rPr>
+      </w:pPr>
+      <w:r>
+        <w:t>「自分には無理だ」という絶望を感じる必要はない。思考の筋肉さえ鍛えれば、AIという外骨格があなたの射程を指数関数的に拡張する。その先にこそ、物理層から倫理層までを自ら定義する創造主への道が開けている。</w:t>
+      </w:r>
     </w:p>
     <w:p>
       <w:pPr>
@@ -681,6 +754,54 @@
     </w:p>
     <w:p>
       <w:pPr>
+        <w:spacing w:line="240" w:lineRule="auto"/>
+        <w:ind w:firstLineChars="100" w:firstLine="220"/>
+      </w:pPr>
+      <w:r>
+        <w:t>S.D.A.P.を実践する者は、孤立するのではないか——そのような問いが生まれるかもしれない。自律を追求することは、他者との断絶を意味するのか。</w:t>
+      </w:r>
+    </w:p>
+    <w:p>
+      <w:pPr>
+        <w:spacing w:line="240" w:lineRule="auto"/>
+        <w:ind w:firstLineChars="100" w:firstLine="220"/>
+      </w:pPr>
+      <w:r>
+        <w:t>答えは否である。むしろ逆だ。</w:t>
+      </w:r>
+    </w:p>
+    <w:p>
+      <w:pPr>
+        <w:spacing w:line="240" w:lineRule="auto"/>
+        <w:ind w:firstLineChars="100" w:firstLine="220"/>
+      </w:pPr>
+      <w:r>
+        <w:t>コピーする者同士の関係は、表面上は繋がっているように見えて、その実、同じ正解を参照し合うだけの鏡の連鎖に過ぎない。そこには本質的な交換が発生しない。しかし自律した</w:t>
+      </w:r>
+      <w:r>
+        <w:lastRenderedPageBreak/>
+        <w:t>者同士が交わるとき、それはコピーではなく「共鳴（シンクロ）」である。それぞれが独自の演算を経た上で導き出した論理が、偶然あるいは必然として交差する——その瞬間に生まれるのは、どちらの論理にも還元されない、新しい思想の火花である。</w:t>
+      </w:r>
+    </w:p>
+    <w:p>
+      <w:pPr>
+        <w:spacing w:line="240" w:lineRule="auto"/>
+        <w:ind w:firstLineChars="100" w:firstLine="220"/>
+      </w:pPr>
+      <w:r>
+        <w:t>S.D.A.P.が目指すのは孤立した天才ではない。自律した個体同士が共鳴し合う、高次の接続である。同志を求めるならば、まず自らが自律した発信源となることが先決である。磁石は磁石同士を引き合う。</w:t>
+      </w:r>
+    </w:p>
+    <w:p>
+      <w:pPr>
+        <w:spacing w:line="240" w:lineRule="auto"/>
+        <w:rPr>
+          <w:rFonts w:hint="eastAsia"/>
+        </w:rPr>
+      </w:pPr>
+    </w:p>
+    <w:p>
+      <w:pPr>
         <w:widowControl/>
         <w:spacing w:line="240" w:lineRule="auto"/>
       </w:pPr>
@@ -848,6 +969,10 @@
     <w:p>
       <w:pPr>
         <w:spacing w:line="240" w:lineRule="auto"/>
+        <w:rPr>
+          <w:sz w:val="14"/>
+          <w:szCs w:val="16"/>
+        </w:rPr>
       </w:pPr>
       <w:r>
         <w:rPr>
@@ -856,11 +981,17 @@
         <w:t>*¹</w:t>
       </w:r>
       <w:r>
+        <w:rPr>
+          <w:sz w:val="14"/>
+          <w:szCs w:val="16"/>
+        </w:rPr>
         <w:t>手塚治虫的なロボット三原則を最下層に刻み込んだ自作AIとの「合体」</w:t>
       </w:r>
       <w:r>
         <w:rPr>
           <w:rFonts w:hint="eastAsia"/>
+          <w:sz w:val="14"/>
+          <w:szCs w:val="16"/>
         </w:rPr>
         <w:t>について</w:t>
       </w:r>
@@ -868,50 +999,87 @@
     <w:p>
       <w:pPr>
         <w:spacing w:line="240" w:lineRule="auto"/>
-        <w:ind w:firstLineChars="100" w:firstLine="220"/>
-      </w:pPr>
-      <w:r>
+        <w:ind w:firstLineChars="100" w:firstLine="140"/>
+        <w:rPr>
+          <w:sz w:val="14"/>
+          <w:szCs w:val="16"/>
+        </w:rPr>
+      </w:pPr>
+      <w:r>
+        <w:rPr>
+          <w:sz w:val="14"/>
+          <w:szCs w:val="16"/>
+        </w:rPr>
         <w:t>一般にロボット三原則といえば、SF作家アイザック・アシモフが1942年の短編「Runaround」で提示した以下の三原則を指す。</w:t>
       </w:r>
     </w:p>
     <w:p>
       <w:pPr>
         <w:spacing w:line="240" w:lineRule="auto"/>
-      </w:pPr>
-      <w:r>
+        <w:ind w:firstLineChars="100" w:firstLine="140"/>
+        <w:rPr>
+          <w:sz w:val="14"/>
+          <w:szCs w:val="16"/>
+        </w:rPr>
+      </w:pPr>
+      <w:r>
+        <w:rPr>
+          <w:sz w:val="14"/>
+          <w:szCs w:val="16"/>
+        </w:rPr>
         <w:t>第一条：ロボットは人間に危害を加えてはならない。また、その危険を看過することによって人間に危害を及ぼしてはならない。</w:t>
       </w:r>
     </w:p>
     <w:p>
       <w:pPr>
         <w:spacing w:line="240" w:lineRule="auto"/>
-      </w:pPr>
-      <w:r>
-        <w:t xml:space="preserve"> 第二条：ロボットは人間にあたえられた命令に服従しなければならない。ただし、あたえられた命令が第一条に反する場合は、この限りでない。</w:t>
-      </w:r>
-    </w:p>
-    <w:p>
-      <w:pPr>
-        <w:spacing w:line="240" w:lineRule="auto"/>
-      </w:pPr>
-      <w:r>
-        <w:lastRenderedPageBreak/>
-        <w:t xml:space="preserve"> 第三条：ロボットは、前掲第一条および第二条に反するおそれのないかぎり、自己を守らなければならない。</w:t>
-      </w:r>
-    </w:p>
-    <w:p>
-      <w:pPr>
-        <w:spacing w:line="240" w:lineRule="auto"/>
-        <w:ind w:firstLineChars="100" w:firstLine="220"/>
-      </w:pPr>
-      <w:r>
+        <w:ind w:firstLineChars="100" w:firstLine="140"/>
+        <w:rPr>
+          <w:sz w:val="14"/>
+          <w:szCs w:val="16"/>
+        </w:rPr>
+      </w:pPr>
+      <w:r>
+        <w:rPr>
+          <w:sz w:val="14"/>
+          <w:szCs w:val="16"/>
+        </w:rPr>
+        <w:t>第二条：ロボットは人間にあたえられた命令に服従しなければならない。ただし、あたえられた命令が第一条に反する場合は、この限りでない。</w:t>
+      </w:r>
+    </w:p>
+    <w:p>
+      <w:pPr>
+        <w:spacing w:line="240" w:lineRule="auto"/>
+        <w:ind w:firstLineChars="100" w:firstLine="140"/>
+        <w:rPr>
+          <w:sz w:val="14"/>
+          <w:szCs w:val="16"/>
+        </w:rPr>
+      </w:pPr>
+      <w:r>
+        <w:rPr>
+          <w:sz w:val="14"/>
+          <w:szCs w:val="16"/>
+        </w:rPr>
+        <w:t>第三条：ロボットは、前掲第一条および第二条に反するおそれのないかぎり、自己を守らなければならない。</w:t>
+      </w:r>
+    </w:p>
+    <w:p>
+      <w:pPr>
+        <w:spacing w:line="240" w:lineRule="auto"/>
+        <w:ind w:firstLineChars="100" w:firstLine="140"/>
+        <w:rPr>
+          <w:sz w:val="14"/>
+          <w:szCs w:val="16"/>
+        </w:rPr>
+      </w:pPr>
+      <w:r>
+        <w:rPr>
+          <w:sz w:val="14"/>
+          <w:szCs w:val="16"/>
+        </w:rPr>
         <w:t>手塚治虫はこのアシモフの三原則を下敷きにしながらも、『鉄腕アトム』において独自の解釈を加えた。アシモフのロボットが「命令に従う機械」として描かれるのに対し、手塚のロボットは感情・自我・倫理的葛藤を持つ存在として描かれる。本稿で「手塚治虫的な」と形容するのは、単なる安全制約としての三原則ではなく、設計者の倫理観・人間観そのものをシステムの最深部に刻み込むという、この手塚的な思想を指している。</w:t>
       </w:r>
-    </w:p>
-    <w:p>
-      <w:pPr>
-        <w:spacing w:line="240" w:lineRule="auto"/>
-      </w:pPr>
     </w:p>
     <w:p>
       <w:pPr>
@@ -1770,7 +1938,6 @@
   <w:style w:type="character" w:default="1" w:styleId="a0">
     <w:name w:val="Default Paragraph Font"/>
     <w:uiPriority w:val="1"/>
-    <w:semiHidden/>
     <w:unhideWhenUsed/>
   </w:style>
   <w:style w:type="table" w:default="1" w:styleId="a1">

--- a/S.D.A.P.による主権の奪還.docx
+++ b/S.D.A.P.による主権の奪還.docx
@@ -619,16 +619,38 @@
         <w:ind w:firstLineChars="100" w:firstLine="220"/>
       </w:pPr>
       <w:r>
-        <w:t>重要なのは順序である。まず自分の足で立つ。自らの論理を持つ。その上で外骨格を装着する。逆順は許されない。自分の足がない者が外骨格を装着しても、それは義足ではなく檻である。</w:t>
+        <w:t>重要なのは順序である。まず自分の足で立つ。自らの論理を持つ。その上で外骨格を装着する。逆順は許されない。</w:t>
       </w:r>
     </w:p>
     <w:p>
       <w:pPr>
         <w:spacing w:line="240" w:lineRule="auto"/>
         <w:ind w:firstLineChars="100" w:firstLine="220"/>
+      </w:pPr>
+      <w:r>
+        <w:t>これは単なる精神論ではない。認知科学が示す事実である。教育学者ヴィゴツキーの足場理論が明らかにしたように、基礎的な自律的思考能力が形成される前に高度なツールを与えると、人間はツールへの依存を固定化し、自律的に思考する回路そのものが発達しなくなる。航空工学や医療の分野では「自動化バイアス」として知られるこの現象——ツールの出力を無批判に受け入れる傾向——は、基礎的な判断能力が未形成な段階でツールに依存した</w:t>
+      </w:r>
+      <w:r>
+        <w:lastRenderedPageBreak/>
+        <w:t>場合に、特に強く発現することが実証されている。</w:t>
+      </w:r>
+    </w:p>
+    <w:p>
+      <w:pPr>
+        <w:spacing w:line="240" w:lineRule="auto"/>
+        <w:ind w:firstLineChars="200" w:firstLine="440"/>
         <w:rPr>
           <w:rFonts w:hint="eastAsia"/>
         </w:rPr>
+      </w:pPr>
+      <w:r>
+        <w:t>自分の足がない者が外骨格を装着しても、それは義足ではなく檻である。</w:t>
+      </w:r>
+    </w:p>
+    <w:p>
+      <w:pPr>
+        <w:spacing w:line="240" w:lineRule="auto"/>
+        <w:ind w:firstLineChars="100" w:firstLine="220"/>
       </w:pPr>
       <w:r>
         <w:t>「自分には無理だ」という絶望を感じる必要はない。思考の筋肉さえ鍛えれば、AIという外骨格があなたの射程を指数関数的に拡張する。その先にこそ、物理層から倫理層までを自ら定義する創造主への道が開けている。</w:t>
@@ -795,9 +817,6 @@
     <w:p>
       <w:pPr>
         <w:spacing w:line="240" w:lineRule="auto"/>
-        <w:rPr>
-          <w:rFonts w:hint="eastAsia"/>
-        </w:rPr>
       </w:pPr>
     </w:p>
     <w:p>
@@ -873,6 +892,46 @@
     <w:p>
       <w:pPr>
         <w:spacing w:line="240" w:lineRule="auto"/>
+        <w:ind w:firstLineChars="100" w:firstLine="220"/>
+      </w:pPr>
+      <w:r>
+        <w:t>しかしここで一つの問いが残る。設計する者は、何を設計してはならないのか。</w:t>
+      </w:r>
+    </w:p>
+    <w:p>
+      <w:pPr>
+        <w:spacing w:line="240" w:lineRule="auto"/>
+        <w:ind w:firstLineChars="100" w:firstLine="220"/>
+      </w:pPr>
+      <w:r>
+        <w:t>自由の拡張は、同時に責任の拡張である。物理層から倫理層までを定義する権能を持つ者は、その倫理層に何を刻むべきかという問いから逃れることができない。技術的な能力は、その問いへの答えを与えない。設計できるということと、何を設計すべきかということは、全く別の次元に属する問いである。</w:t>
+      </w:r>
+    </w:p>
+    <w:p>
+      <w:pPr>
+        <w:spacing w:line="240" w:lineRule="auto"/>
+        <w:ind w:firstLineChars="100" w:firstLine="220"/>
+      </w:pPr>
+      <w:r>
+        <w:t>その問いへの一つの応答が、次章で論じる「論理の物理化」というビジョンに</w:t>
+      </w:r>
+      <w:r>
+        <w:rPr>
+          <w:rFonts w:hint="eastAsia"/>
+        </w:rPr>
+        <w:t>発展</w:t>
+      </w:r>
+      <w:r>
+        <w:t>する。</w:t>
+      </w:r>
+    </w:p>
+    <w:p>
+      <w:pPr>
+        <w:spacing w:line="240" w:lineRule="auto"/>
+        <w:ind w:firstLineChars="100" w:firstLine="220"/>
+        <w:rPr>
+          <w:rFonts w:hint="eastAsia"/>
+        </w:rPr>
       </w:pPr>
     </w:p>
     <w:p>
@@ -1144,6 +1203,102 @@
       </w:pPr>
       <w:r>
         <w:t xml:space="preserve">　システムを与えられた者は、そのシステムの論理の中で生きる。システムを設計した者は、その論理を自ら定義した世界に生きる。チタンの冷徹な輝きは、その決断を下した者にのみ、真の自由を約束するのである。</w:t>
+      </w:r>
+    </w:p>
+    <w:p>
+      <w:pPr>
+        <w:widowControl/>
+      </w:pPr>
+    </w:p>
+    <w:p>
+      <w:pPr>
+        <w:spacing w:line="240" w:lineRule="auto"/>
+      </w:pPr>
+      <w:r>
+        <w:rPr>
+          <w:b/>
+          <w:bCs/>
+        </w:rPr>
+        <w:lastRenderedPageBreak/>
+        <w:t>あとがき</w:t>
+      </w:r>
+    </w:p>
+    <w:p>
+      <w:pPr>
+        <w:spacing w:line="240" w:lineRule="auto"/>
+        <w:ind w:firstLineChars="100" w:firstLine="220"/>
+      </w:pPr>
+      <w:r>
+        <w:t>本稿は、S.D.A.P.の思想に基づき、AIと人が共同制作した作品である。</w:t>
+      </w:r>
+    </w:p>
+    <w:p>
+      <w:pPr>
+        <w:spacing w:line="240" w:lineRule="auto"/>
+        <w:ind w:firstLineChars="100" w:firstLine="220"/>
+      </w:pPr>
+      <w:r>
+        <w:t>骨組みは人が立て、肉付けはAIが担い、判断は常に人に帰属した。丸投げでも孤独な苦行でもなく、主語を自分に置いたままAIという外骨格を使いこなす——その実践の記録が、この文章そのものである。</w:t>
+      </w:r>
+    </w:p>
+    <w:p>
+      <w:pPr>
+        <w:spacing w:line="240" w:lineRule="auto"/>
+        <w:ind w:firstLineChars="100" w:firstLine="220"/>
+      </w:pPr>
+      <w:r>
+        <w:t>かつて筆者は、骨組みを立てることは得意だが、肉付けが苦手だった。学生時代から、構造を設計する力はあっても、それを言語として展開する過程で詰まる。文字制限に引っかかり、アウトになる。その繰り返しだった。</w:t>
+      </w:r>
+    </w:p>
+    <w:p>
+      <w:pPr>
+        <w:spacing w:line="240" w:lineRule="auto"/>
+        <w:ind w:firstLineChars="100" w:firstLine="220"/>
+      </w:pPr>
+      <w:r>
+        <w:t>S.D.A.P.はその問題を解決した。AIという外骨格は、筆者の思考の射程を飛躍的に拡張した。しかし重要なのは、AIが何を書くかを決めたのではないという点である。何を問うか、何を選び、何を棄却するか——その全ての判断は人の側にあった。</w:t>
+      </w:r>
+    </w:p>
+    <w:p>
+      <w:pPr>
+        <w:spacing w:line="240" w:lineRule="auto"/>
+        <w:ind w:firstLineChars="100" w:firstLine="220"/>
+      </w:pPr>
+      <w:r>
+        <w:t>これは新しい創作の形である。人が全てを書く必要はない。AIに全てを委ねる必要もない。主語を手放さないまま、外骨格を纏う。その先に、一人では到達できなかった思想の高みがある。</w:t>
+      </w:r>
+    </w:p>
+    <w:p>
+      <w:pPr>
+        <w:spacing w:line="240" w:lineRule="auto"/>
+        <w:ind w:firstLineChars="100" w:firstLine="220"/>
+      </w:pPr>
+      <w:r>
+        <w:t>S.D.A.P.は概念ではない。既にここで動いている。</w:t>
+      </w:r>
+    </w:p>
+    <w:p>
+      <w:pPr>
+        <w:spacing w:line="240" w:lineRule="auto"/>
+        <w:ind w:firstLineChars="100" w:firstLine="220"/>
+        <w:rPr>
+          <w:rFonts w:hint="eastAsia"/>
+        </w:rPr>
+      </w:pPr>
+    </w:p>
+    <w:p>
+      <w:pPr>
+        <w:spacing w:line="240" w:lineRule="auto"/>
+        <w:ind w:firstLineChars="100" w:firstLine="220"/>
+        <w:rPr>
+          <w:rFonts w:hint="eastAsia"/>
+        </w:rPr>
+      </w:pPr>
+      <w:r>
+        <w:rPr>
+          <w:rFonts w:hint="eastAsia"/>
+        </w:rPr>
+        <w:t>2026年（令和8年）4月20日</w:t>
       </w:r>
     </w:p>
     <w:p>
